--- a/slides/guion.docx
+++ b/slides/guion.docx
@@ -2,7 +2,7 @@
 <file path=word/document.xml><?xml version="1.0" encoding="utf-8"?>
 <w:document xmlns:w="http://schemas.openxmlformats.org/wordprocessingml/2006/main" xmlns:m="http://schemas.openxmlformats.org/officeDocument/2006/math" xmlns:r="http://schemas.openxmlformats.org/officeDocument/2006/relationships" xmlns:o="urn:schemas-microsoft-com:office:office" xmlns:v="urn:schemas-microsoft-com:vml" xmlns:w10="urn:schemas-microsoft-com:office:word" xmlns:a="http://schemas.openxmlformats.org/drawingml/2006/main" xmlns:pic="http://schemas.openxmlformats.org/drawingml/2006/picture" xmlns:wp="http://schemas.openxmlformats.org/drawingml/2006/wordprocessingDrawing">
   <w:body>
-    <w:bookmarkStart w:id="38" w:name="guion-de-presentación"/>
+    <w:bookmarkStart w:id="40" w:name="guion-de-presentación"/>
     <w:p>
       <w:pPr>
         <w:pStyle w:val="Heading1"/>
@@ -266,7 +266,7 @@
       </w:r>
     </w:p>
     <w:bookmarkEnd w:id="21"/>
-    <w:bookmarkStart w:id="22" w:name="slide-3-qué-construimos-a-115215"/>
+    <w:bookmarkStart w:id="22" w:name="slide-3-qué-construimos-a-115210"/>
     <w:p>
       <w:pPr>
         <w:pStyle w:val="Heading2"/>
@@ -288,7 +288,7 @@
         <w:t xml:space="preserve"> </w:t>
       </w:r>
       <w:r>
-        <w:t xml:space="preserve">· 1:15–2:15</w:t>
+        <w:t xml:space="preserve">· 1:15–2:10</w:t>
       </w:r>
     </w:p>
     <w:p>
@@ -356,7 +356,7 @@
       </w:r>
     </w:p>
     <w:bookmarkEnd w:id="22"/>
-    <w:bookmarkStart w:id="23" w:name="slide-4-conexión-con-el-curso-a-215300"/>
+    <w:bookmarkStart w:id="23" w:name="slide-4-conexión-con-el-curso-a-210250"/>
     <w:p>
       <w:pPr>
         <w:pStyle w:val="Heading2"/>
@@ -378,7 +378,7 @@
         <w:t xml:space="preserve"> </w:t>
       </w:r>
       <w:r>
-        <w:t xml:space="preserve">· 2:15–3:00</w:t>
+        <w:t xml:space="preserve">· 2:10–2:50</w:t>
       </w:r>
     </w:p>
     <w:p>
@@ -453,7 +453,7 @@
       </w:r>
     </w:p>
     <w:bookmarkEnd w:id="23"/>
-    <w:bookmarkStart w:id="24" w:name="slide-5-modelo-de-amenaza-m-300400"/>
+    <w:bookmarkStart w:id="24" w:name="slide-5-modelo-de-amenaza-m-250345"/>
     <w:p>
       <w:pPr>
         <w:pStyle w:val="Heading2"/>
@@ -475,7 +475,7 @@
         <w:t xml:space="preserve"> </w:t>
       </w:r>
       <w:r>
-        <w:t xml:space="preserve">· 3:00–4:00</w:t>
+        <w:t xml:space="preserve">· 2:50–3:45</w:t>
       </w:r>
     </w:p>
     <w:p>
@@ -527,7 +527,7 @@
       </w:r>
     </w:p>
     <w:bookmarkEnd w:id="24"/>
-    <w:bookmarkStart w:id="25" w:name="slide-6-arquitectura-m-400445"/>
+    <w:bookmarkStart w:id="25" w:name="slide-6-arquitectura-m-345425"/>
     <w:p>
       <w:pPr>
         <w:pStyle w:val="Heading2"/>
@@ -549,7 +549,7 @@
         <w:t xml:space="preserve"> </w:t>
       </w:r>
       <w:r>
-        <w:t xml:space="preserve">· 4:00–4:45</w:t>
+        <w:t xml:space="preserve">· 3:45–4:25</w:t>
       </w:r>
     </w:p>
     <w:p>
@@ -566,13 +566,56 @@
         <w:t xml:space="preserve"> </w:t>
       </w:r>
       <w:r>
-        <w:t xml:space="preserve">separación—: TOTP, criptografía, limitador de intentos y sesiones. La base de datos</w:t>
-      </w:r>
-      <w:r>
-        <w:t xml:space="preserve"> </w:t>
-      </w:r>
-      <w:r>
-        <w:t xml:space="preserve">guarda hashes de contraseña, el secreto</w:t>
+        <w:t xml:space="preserve">separación—: TOTP, criptografía, limitador de intentos y sesiones. La clave es que</w:t>
+      </w:r>
+      <w:r>
+        <w:t xml:space="preserve"> </w:t>
+      </w:r>
+      <w:r>
+        <w:rPr>
+          <w:rStyle w:val="VerbatimChar"/>
+        </w:rPr>
+        <w:t xml:space="preserve">app.py</w:t>
+      </w:r>
+      <w:r>
+        <w:t xml:space="preserve"> </w:t>
+      </w:r>
+      <w:r>
+        <w:t xml:space="preserve">casi no piensa: recibe el HTTP y</w:t>
+      </w:r>
+      <w:r>
+        <w:t xml:space="preserve"> </w:t>
+      </w:r>
+      <w:r>
+        <w:rPr>
+          <w:bCs/>
+          <w:b/>
+        </w:rPr>
+        <w:t xml:space="preserve">delega</w:t>
+      </w:r>
+      <w:r>
+        <w:t xml:space="preserve"> </w:t>
+      </w:r>
+      <w:r>
+        <w:t xml:space="preserve">en</w:t>
+      </w:r>
+      <w:r>
+        <w:t xml:space="preserve"> </w:t>
+      </w:r>
+      <w:r>
+        <w:rPr>
+          <w:rStyle w:val="VerbatimChar"/>
+        </w:rPr>
+        <w:t xml:space="preserve">auth/accounts.py</w:t>
+      </w:r>
+      <w:r>
+        <w:t xml:space="preserve">. La base de</w:t>
+      </w:r>
+      <w:r>
+        <w:t xml:space="preserve"> </w:t>
+      </w:r>
+      <w:r>
+        <w:t xml:space="preserve">datos guarda hashes de contraseña, el secreto</w:t>
       </w:r>
       <w:r>
         <w:t xml:space="preserve"> </w:t>
@@ -585,20 +628,26 @@
         <w:t xml:space="preserve">cifrado</w:t>
       </w:r>
       <w:r>
-        <w:t xml:space="preserve">, y metadatos anti-replay y lockout.</w:t>
+        <w:t xml:space="preserve">, y metadatos anti-replay y</w:t>
+      </w:r>
+      <w:r>
+        <w:t xml:space="preserve"> </w:t>
+      </w:r>
+      <w:r>
+        <w:t xml:space="preserve">lockout.</w:t>
       </w:r>
       <w:r>
         <w:t xml:space="preserve">”</w:t>
       </w:r>
     </w:p>
     <w:bookmarkEnd w:id="25"/>
-    <w:bookmarkStart w:id="26" w:name="slide-7-cómo-funciona-totp-m-445600"/>
+    <w:bookmarkStart w:id="26" w:name="slide-7-fundamentos-sección-m-425435"/>
     <w:p>
       <w:pPr>
         <w:pStyle w:val="Heading2"/>
       </w:pPr>
       <w:r>
-        <w:t xml:space="preserve">Slide 7 — Cómo funciona TOTP ·</w:t>
+        <w:t xml:space="preserve">Slide 7 — Fundamentos (sección) ·</w:t>
       </w:r>
       <w:r>
         <w:t xml:space="preserve"> </w:t>
@@ -614,7 +663,7 @@
         <w:t xml:space="preserve"> </w:t>
       </w:r>
       <w:r>
-        <w:t xml:space="preserve">· 4:45–6:00</w:t>
+        <w:t xml:space="preserve">· 4:25–4:35</w:t>
       </w:r>
     </w:p>
     <w:p>
@@ -625,6 +674,98 @@
         <w:t xml:space="preserve">“</w:t>
       </w:r>
       <w:r>
+        <w:t xml:space="preserve">Ahora bajamos al corazón del proyecto en tres láminas: cómo se genera un código TOTP,</w:t>
+      </w:r>
+      <w:r>
+        <w:t xml:space="preserve"> </w:t>
+      </w:r>
+      <w:r>
+        <w:t xml:space="preserve">cómo lo implementamos</w:t>
+      </w:r>
+      <w:r>
+        <w:t xml:space="preserve"> </w:t>
+      </w:r>
+      <w:r>
+        <w:rPr>
+          <w:bCs/>
+          <w:b/>
+        </w:rPr>
+        <w:t xml:space="preserve">desde cero</w:t>
+      </w:r>
+      <w:r>
+        <w:t xml:space="preserve">, y cómo viaja una petición de login</w:t>
+      </w:r>
+      <w:r>
+        <w:t xml:space="preserve"> </w:t>
+      </w:r>
+      <w:r>
+        <w:rPr>
+          <w:bCs/>
+          <w:b/>
+        </w:rPr>
+        <w:t xml:space="preserve">por el</w:t>
+      </w:r>
+      <w:r>
+        <w:rPr>
+          <w:bCs/>
+          <w:b/>
+        </w:rPr>
+        <w:t xml:space="preserve"> </w:t>
+      </w:r>
+      <w:r>
+        <w:rPr>
+          <w:bCs/>
+          <w:b/>
+        </w:rPr>
+        <w:t xml:space="preserve">código</w:t>
+      </w:r>
+      <w:r>
+        <w:t xml:space="preserve">. La idea es que el algoritmo y el flujo no son cajas negras: se ven y se</w:t>
+      </w:r>
+      <w:r>
+        <w:t xml:space="preserve"> </w:t>
+      </w:r>
+      <w:r>
+        <w:t xml:space="preserve">explican línea a línea.</w:t>
+      </w:r>
+      <w:r>
+        <w:t xml:space="preserve">”</w:t>
+      </w:r>
+    </w:p>
+    <w:bookmarkEnd w:id="26"/>
+    <w:bookmarkStart w:id="27" w:name="slide-8-cómo-funciona-totp-m-435535"/>
+    <w:p>
+      <w:pPr>
+        <w:pStyle w:val="Heading2"/>
+      </w:pPr>
+      <w:r>
+        <w:t xml:space="preserve">Slide 8 — Cómo funciona TOTP ·</w:t>
+      </w:r>
+      <w:r>
+        <w:t xml:space="preserve"> </w:t>
+      </w:r>
+      <w:r>
+        <w:rPr>
+          <w:iCs/>
+          <w:i/>
+        </w:rPr>
+        <w:t xml:space="preserve">(M)</w:t>
+      </w:r>
+      <w:r>
+        <w:t xml:space="preserve"> </w:t>
+      </w:r>
+      <w:r>
+        <w:t xml:space="preserve">· 4:35–5:35</w:t>
+      </w:r>
+    </w:p>
+    <w:p>
+      <w:pPr>
+        <w:pStyle w:val="FirstParagraph"/>
+      </w:pPr>
+      <w:r>
+        <w:t xml:space="preserve">“</w:t>
+      </w:r>
+      <w:r>
         <w:t xml:space="preserve">TOTP es HOTP aplicado al tiempo. Tomamos el número de paso de 30 segundos, calculamos</w:t>
       </w:r>
       <w:r>
@@ -665,14 +806,14 @@
         <w:t xml:space="preserve">”</w:t>
       </w:r>
     </w:p>
-    <w:bookmarkEnd w:id="26"/>
-    <w:bookmarkStart w:id="27" w:name="slide-8-login-en-dos-pasos-m-600700"/>
+    <w:bookmarkEnd w:id="27"/>
+    <w:bookmarkStart w:id="28" w:name="slide-9-el-núcleo-en-código-m-535650"/>
     <w:p>
       <w:pPr>
         <w:pStyle w:val="Heading2"/>
       </w:pPr>
       <w:r>
-        <w:t xml:space="preserve">Slide 8 — Login en dos pasos ·</w:t>
+        <w:t xml:space="preserve">Slide 9 — El núcleo en código ·</w:t>
       </w:r>
       <w:r>
         <w:t xml:space="preserve"> </w:t>
@@ -688,7 +829,7 @@
         <w:t xml:space="preserve"> </w:t>
       </w:r>
       <w:r>
-        <w:t xml:space="preserve">· 6:00–7:00</w:t>
+        <w:t xml:space="preserve">· 5:35–6:50</w:t>
       </w:r>
     </w:p>
     <w:p>
@@ -699,6 +840,179 @@
         <w:t xml:space="preserve">“</w:t>
       </w:r>
       <w:r>
+        <w:t xml:space="preserve">Y este es el algoritmo real, en</w:t>
+      </w:r>
+      <w:r>
+        <w:t xml:space="preserve"> </w:t>
+      </w:r>
+      <w:r>
+        <w:rPr>
+          <w:rStyle w:val="VerbatimChar"/>
+        </w:rPr>
+        <w:t xml:space="preserve">auth/totp.py</w:t>
+      </w:r>
+      <w:r>
+        <w:t xml:space="preserve">, con solo la librería estándar.</w:t>
+      </w:r>
+      <w:r>
+        <w:t xml:space="preserve"> </w:t>
+      </w:r>
+      <w:r>
+        <w:rPr>
+          <w:rStyle w:val="VerbatimChar"/>
+        </w:rPr>
+        <w:t xml:space="preserve">hotp</w:t>
+      </w:r>
+      <w:r>
+        <w:t xml:space="preserve"> </w:t>
+      </w:r>
+      <w:r>
+        <w:t xml:space="preserve">hace el HMAC, la truncación dinámica y el módulo. Lo importante es</w:t>
+      </w:r>
+      <w:r>
+        <w:t xml:space="preserve"> </w:t>
+      </w:r>
+      <w:r>
+        <w:rPr>
+          <w:rStyle w:val="VerbatimChar"/>
+        </w:rPr>
+        <w:t xml:space="preserve">verify</w:t>
+      </w:r>
+      <w:r>
+        <w:t xml:space="preserve">: recorre la</w:t>
+      </w:r>
+      <w:r>
+        <w:t xml:space="preserve"> </w:t>
+      </w:r>
+      <w:r>
+        <w:t xml:space="preserve">ventana de ±1 paso</w:t>
+      </w:r>
+      <w:r>
+        <w:t xml:space="preserve"> </w:t>
+      </w:r>
+      <w:r>
+        <w:rPr>
+          <w:bCs/>
+          <w:b/>
+        </w:rPr>
+        <w:t xml:space="preserve">sin cortar al primer acierto</w:t>
+      </w:r>
+      <w:r>
+        <w:t xml:space="preserve"> </w:t>
+      </w:r>
+      <w:r>
+        <w:t xml:space="preserve">—así el tiempo de respuesta no</w:t>
+      </w:r>
+      <w:r>
+        <w:t xml:space="preserve"> </w:t>
+      </w:r>
+      <w:r>
+        <w:t xml:space="preserve">depende de cuál paso acertó—, compara con</w:t>
+      </w:r>
+      <w:r>
+        <w:t xml:space="preserve"> </w:t>
+      </w:r>
+      <w:r>
+        <w:rPr>
+          <w:rStyle w:val="VerbatimChar"/>
+        </w:rPr>
+        <w:t xml:space="preserve">compare_digest</w:t>
+      </w:r>
+      <w:r>
+        <w:t xml:space="preserve">, y</w:t>
+      </w:r>
+      <w:r>
+        <w:t xml:space="preserve"> </w:t>
+      </w:r>
+      <w:r>
+        <w:rPr>
+          <w:bCs/>
+          <w:b/>
+        </w:rPr>
+        <w:t xml:space="preserve">devuelve el número de</w:t>
+      </w:r>
+      <w:r>
+        <w:rPr>
+          <w:bCs/>
+          <w:b/>
+        </w:rPr>
+        <w:t xml:space="preserve"> </w:t>
+      </w:r>
+      <w:r>
+        <w:rPr>
+          <w:bCs/>
+          <w:b/>
+        </w:rPr>
+        <w:t xml:space="preserve">paso</w:t>
+      </w:r>
+      <w:r>
+        <w:t xml:space="preserve"> </w:t>
+      </w:r>
+      <w:r>
+        <w:t xml:space="preserve">que coincidió. Ese valor devuelto es justo lo que después alimenta el anti-replay.</w:t>
+      </w:r>
+      <w:r>
+        <w:t xml:space="preserve"> </w:t>
+      </w:r>
+      <w:r>
+        <w:t xml:space="preserve">Cada detalle —no cortar,</w:t>
+      </w:r>
+      <w:r>
+        <w:t xml:space="preserve"> </w:t>
+      </w:r>
+      <w:r>
+        <w:rPr>
+          <w:rStyle w:val="VerbatimChar"/>
+        </w:rPr>
+        <w:t xml:space="preserve">compare_digest</w:t>
+      </w:r>
+      <w:r>
+        <w:t xml:space="preserve">, devolver el contador— es una decisión de</w:t>
+      </w:r>
+      <w:r>
+        <w:t xml:space="preserve"> </w:t>
+      </w:r>
+      <w:r>
+        <w:t xml:space="preserve">seguridad, no un capricho de estilo.</w:t>
+      </w:r>
+      <w:r>
+        <w:t xml:space="preserve">”</w:t>
+      </w:r>
+    </w:p>
+    <w:bookmarkEnd w:id="28"/>
+    <w:bookmarkStart w:id="29" w:name="slide-10-login-en-dos-pasos-m-650740"/>
+    <w:p>
+      <w:pPr>
+        <w:pStyle w:val="Heading2"/>
+      </w:pPr>
+      <w:r>
+        <w:t xml:space="preserve">Slide 10 — Login en dos pasos ·</w:t>
+      </w:r>
+      <w:r>
+        <w:t xml:space="preserve"> </w:t>
+      </w:r>
+      <w:r>
+        <w:rPr>
+          <w:iCs/>
+          <w:i/>
+        </w:rPr>
+        <w:t xml:space="preserve">(M)</w:t>
+      </w:r>
+      <w:r>
+        <w:t xml:space="preserve"> </w:t>
+      </w:r>
+      <w:r>
+        <w:t xml:space="preserve">· 6:50–7:40</w:t>
+      </w:r>
+    </w:p>
+    <w:p>
+      <w:pPr>
+        <w:pStyle w:val="FirstParagraph"/>
+      </w:pPr>
+      <w:r>
+        <w:t xml:space="preserve">“</w:t>
+      </w:r>
+      <w:r>
         <w:t xml:space="preserve">El estado intermedio vive en el</w:t>
       </w:r>
       <w:r>
@@ -733,7 +1047,28 @@
         <w:t xml:space="preserve">’</w:t>
       </w:r>
       <w:r>
-        <w:t xml:space="preserve">; solo al validar el código se promueve a autenticada y se</w:t>
+        <w:t xml:space="preserve">; nunca confiamos en que el cliente diga</w:t>
+      </w:r>
+      <w:r>
+        <w:t xml:space="preserve"> </w:t>
+      </w:r>
+      <w:r>
+        <w:t xml:space="preserve">‘</w:t>
+      </w:r>
+      <w:r>
+        <w:t xml:space="preserve">ya pasé la contraseña</w:t>
+      </w:r>
+      <w:r>
+        <w:t xml:space="preserve">’</w:t>
+      </w:r>
+      <w:r>
+        <w:t xml:space="preserve">.</w:t>
+      </w:r>
+      <w:r>
+        <w:t xml:space="preserve"> </w:t>
+      </w:r>
+      <w:r>
+        <w:t xml:space="preserve">Solo al validar el código se promueve a autenticada y se</w:t>
       </w:r>
       <w:r>
         <w:t xml:space="preserve"> </w:t>
@@ -749,17 +1084,225 @@
         <w:t xml:space="preserve"> </w:t>
       </w:r>
       <w:r>
-        <w:t xml:space="preserve">la sesión, evitando fijación. La verificación del código incluye ventana de</w:t>
-      </w:r>
-      <w:r>
-        <w:t xml:space="preserve"> </w:t>
-      </w:r>
-      <w:r>
-        <w:t xml:space="preserve">tolerancia, anti-replay y comparación en tiempo constante.</w:t>
+        <w:t xml:space="preserve">la sesión, evitando</w:t>
+      </w:r>
+      <w:r>
+        <w:t xml:space="preserve"> </w:t>
+      </w:r>
+      <w:r>
+        <w:t xml:space="preserve">fijación. La verificación del código incluye ventana de tolerancia, anti-replay y</w:t>
+      </w:r>
+      <w:r>
+        <w:t xml:space="preserve"> </w:t>
+      </w:r>
+      <w:r>
+        <w:t xml:space="preserve">comparación en tiempo constante —lo que acabamos de ver en</w:t>
+      </w:r>
+      <w:r>
+        <w:t xml:space="preserve"> </w:t>
+      </w:r>
+      <w:r>
+        <w:rPr>
+          <w:rStyle w:val="VerbatimChar"/>
+        </w:rPr>
+        <w:t xml:space="preserve">verify</w:t>
+      </w:r>
+      <w:r>
+        <w:t xml:space="preserve">.</w:t>
       </w:r>
       <w:r>
         <w:t xml:space="preserve">”</w:t>
       </w:r>
+    </w:p>
+    <w:bookmarkEnd w:id="29"/>
+    <w:bookmarkStart w:id="30" w:name="slide-11-el-flujo-en-el-código-m-740845"/>
+    <w:p>
+      <w:pPr>
+        <w:pStyle w:val="Heading2"/>
+      </w:pPr>
+      <w:r>
+        <w:t xml:space="preserve">Slide 11 — El flujo, en el código ·</w:t>
+      </w:r>
+      <w:r>
+        <w:t xml:space="preserve"> </w:t>
+      </w:r>
+      <w:r>
+        <w:rPr>
+          <w:iCs/>
+          <w:i/>
+        </w:rPr>
+        <w:t xml:space="preserve">(M)</w:t>
+      </w:r>
+      <w:r>
+        <w:t xml:space="preserve"> </w:t>
+      </w:r>
+      <w:r>
+        <w:t xml:space="preserve">· 7:40–8:45</w:t>
+      </w:r>
+    </w:p>
+    <w:p>
+      <w:pPr>
+        <w:pStyle w:val="FirstParagraph"/>
+      </w:pPr>
+      <w:r>
+        <w:t xml:space="preserve">“</w:t>
+      </w:r>
+      <w:r>
+        <w:t xml:space="preserve">La misma secuencia, pero en el código, muestra dónde vive cada defensa. La petición</w:t>
+      </w:r>
+      <w:r>
+        <w:t xml:space="preserve"> </w:t>
+      </w:r>
+      <w:r>
+        <w:t xml:space="preserve">entra por</w:t>
+      </w:r>
+      <w:r>
+        <w:t xml:space="preserve"> </w:t>
+      </w:r>
+      <w:r>
+        <w:rPr>
+          <w:rStyle w:val="VerbatimChar"/>
+        </w:rPr>
+        <w:t xml:space="preserve">app.py</w:t>
+      </w:r>
+      <w:r>
+        <w:t xml:space="preserve">, que primero valida el token CSRF y delega. En el paso de contraseña,</w:t>
+      </w:r>
+      <w:r>
+        <w:t xml:space="preserve"> </w:t>
+      </w:r>
+      <w:r>
+        <w:t xml:space="preserve">si el usuario no existe igual ejecutamos un bcrypt señuelo y devolvemos un mensaje</w:t>
+      </w:r>
+      <w:r>
+        <w:t xml:space="preserve"> </w:t>
+      </w:r>
+      <w:r>
+        <w:t xml:space="preserve">genérico:</w:t>
+      </w:r>
+      <w:r>
+        <w:t xml:space="preserve"> </w:t>
+      </w:r>
+      <w:r>
+        <w:rPr>
+          <w:bCs/>
+          <w:b/>
+        </w:rPr>
+        <w:t xml:space="preserve">anti-enumeración</w:t>
+      </w:r>
+      <w:r>
+        <w:t xml:space="preserve">. Si la contraseña es correcta, la sesión queda pendiente.</w:t>
+      </w:r>
+      <w:r>
+        <w:t xml:space="preserve"> </w:t>
+      </w:r>
+      <w:r>
+        <w:t xml:space="preserve">En el segundo paso,</w:t>
+      </w:r>
+      <w:r>
+        <w:t xml:space="preserve"> </w:t>
+      </w:r>
+      <w:r>
+        <w:rPr>
+          <w:bCs/>
+          <w:b/>
+        </w:rPr>
+        <w:t xml:space="preserve">desciframos</w:t>
+      </w:r>
+      <w:r>
+        <w:t xml:space="preserve"> </w:t>
+      </w:r>
+      <w:r>
+        <w:t xml:space="preserve">el secreto con el</w:t>
+      </w:r>
+      <w:r>
+        <w:t xml:space="preserve"> </w:t>
+      </w:r>
+      <w:r>
+        <w:rPr>
+          <w:rStyle w:val="VerbatimChar"/>
+        </w:rPr>
+        <w:t xml:space="preserve">SecretVault</w:t>
+      </w:r>
+      <w:r>
+        <w:t xml:space="preserve">,</w:t>
+      </w:r>
+      <w:r>
+        <w:t xml:space="preserve"> </w:t>
+      </w:r>
+      <w:r>
+        <w:t xml:space="preserve">verificamos el TOTP, aplicamos</w:t>
+      </w:r>
+      <w:r>
+        <w:t xml:space="preserve"> </w:t>
+      </w:r>
+      <w:r>
+        <w:rPr>
+          <w:bCs/>
+          <w:b/>
+        </w:rPr>
+        <w:t xml:space="preserve">anti-replay</w:t>
+      </w:r>
+      <w:r>
+        <w:t xml:space="preserve">, y solo al final regeneramos la sesión:</w:t>
+      </w:r>
+      <w:r>
+        <w:t xml:space="preserve"> </w:t>
+      </w:r>
+      <w:r>
+        <w:rPr>
+          <w:bCs/>
+          <w:b/>
+        </w:rPr>
+        <w:t xml:space="preserve">anti-fijación</w:t>
+      </w:r>
+      <w:r>
+        <w:t xml:space="preserve">. El registro sigue la misma lógica, con un matiz clave: el secreto se</w:t>
+      </w:r>
+      <w:r>
+        <w:t xml:space="preserve"> </w:t>
+      </w:r>
+      <w:r>
+        <w:rPr>
+          <w:bCs/>
+          <w:b/>
+        </w:rPr>
+        <w:t xml:space="preserve">cifra</w:t>
+      </w:r>
+      <w:r>
+        <w:t xml:space="preserve">, no se hashea, porque para verificar hay que</w:t>
+      </w:r>
+      <w:r>
+        <w:t xml:space="preserve"> </w:t>
+      </w:r>
+      <w:r>
+        <w:rPr>
+          <w:bCs/>
+          <w:b/>
+        </w:rPr>
+        <w:t xml:space="preserve">recalcular</w:t>
+      </w:r>
+      <w:r>
+        <w:t xml:space="preserve"> </w:t>
+      </w:r>
+      <w:r>
+        <w:t xml:space="preserve">el HMAC y un hash</w:t>
+      </w:r>
+      <w:r>
+        <w:t xml:space="preserve"> </w:t>
+      </w:r>
+      <w:r>
+        <w:t xml:space="preserve">es de una sola vía. Distinguir hashing de cifrado según el caso de uso fue una lección</w:t>
+      </w:r>
+      <w:r>
+        <w:t xml:space="preserve"> </w:t>
+      </w:r>
+      <w:r>
+        <w:t xml:space="preserve">central.</w:t>
+      </w:r>
+      <w:r>
+        <w:t xml:space="preserve">”</w:t>
+      </w:r>
       <w:r>
         <w:t xml:space="preserve"> </w:t>
       </w:r>
@@ -789,21 +1332,7 @@
           <w:iCs/>
           <w:i/>
         </w:rPr>
-        <w:t xml:space="preserve">Alexander</w:t>
-      </w:r>
-      <w:r>
-        <w:rPr>
-          <w:iCs/>
-          <w:i/>
-        </w:rPr>
-        <w:t xml:space="preserve"> </w:t>
-      </w:r>
-      <w:r>
-        <w:rPr>
-          <w:iCs/>
-          <w:i/>
-        </w:rPr>
-        <w:t xml:space="preserve">detalla las decisiones de seguridad.</w:t>
+        <w:t xml:space="preserve">Alexander resume las decisiones de seguridad.</w:t>
       </w:r>
       <w:r>
         <w:rPr>
@@ -820,14 +1349,14 @@
         <w:t xml:space="preserve">)</w:t>
       </w:r>
     </w:p>
-    <w:bookmarkEnd w:id="27"/>
-    <w:bookmarkStart w:id="28" w:name="slide-9-decisiones-de-seguridad-a-700800"/>
+    <w:bookmarkEnd w:id="30"/>
+    <w:bookmarkStart w:id="31" w:name="X875f22d0edc1e72d7b257476d5f31cb682b28f6"/>
     <w:p>
       <w:pPr>
         <w:pStyle w:val="Heading2"/>
       </w:pPr>
       <w:r>
-        <w:t xml:space="preserve">Slide 9 — Decisiones de seguridad ·</w:t>
+        <w:t xml:space="preserve">Slide 12 — Decisiones de seguridad ·</w:t>
       </w:r>
       <w:r>
         <w:t xml:space="preserve"> </w:t>
@@ -843,7 +1372,7 @@
         <w:t xml:space="preserve"> </w:t>
       </w:r>
       <w:r>
-        <w:t xml:space="preserve">· 7:00–8:00</w:t>
+        <w:t xml:space="preserve">· 8:45–9:35</w:t>
       </w:r>
     </w:p>
     <w:p>
@@ -854,25 +1383,43 @@
         <w:t xml:space="preserve">“</w:t>
       </w:r>
       <w:r>
-        <w:t xml:space="preserve">Esta tabla es el corazón técnico: cada amenaza con su defensa. Fuga de la base de datos:</w:t>
-      </w:r>
-      <w:r>
-        <w:t xml:space="preserve"> </w:t>
-      </w:r>
-      <w:r>
-        <w:t xml:space="preserve">bcrypt y secreto cifrado. Fuerza bruta: lockout. Tiempo: compare_digest. Replay: último</w:t>
-      </w:r>
-      <w:r>
-        <w:t xml:space="preserve"> </w:t>
-      </w:r>
-      <w:r>
-        <w:t xml:space="preserve">paso consumido. Más enumeración, CSRF, SQLi y fijación de sesión. De las cuatro más</w:t>
-      </w:r>
-      <w:r>
-        <w:t xml:space="preserve"> </w:t>
-      </w:r>
-      <w:r>
-        <w:t xml:space="preserve">interesantes mostramos</w:t>
+        <w:t xml:space="preserve">Esta tabla condensa lo que acaban de ver en el código: cada amenaza con su defensa.</w:t>
+      </w:r>
+      <w:r>
+        <w:t xml:space="preserve"> </w:t>
+      </w:r>
+      <w:r>
+        <w:t xml:space="preserve">Fuga de la base de datos: bcrypt para la contraseña y secreto cifrado. Fuerza bruta:</w:t>
+      </w:r>
+      <w:r>
+        <w:t xml:space="preserve"> </w:t>
+      </w:r>
+      <w:r>
+        <w:t xml:space="preserve">lockout más throttle por IP. Tiempo:</w:t>
+      </w:r>
+      <w:r>
+        <w:t xml:space="preserve"> </w:t>
+      </w:r>
+      <w:r>
+        <w:rPr>
+          <w:rStyle w:val="VerbatimChar"/>
+        </w:rPr>
+        <w:t xml:space="preserve">compare_digest</w:t>
+      </w:r>
+      <w:r>
+        <w:t xml:space="preserve">. Replay: último paso consumido.</w:t>
+      </w:r>
+      <w:r>
+        <w:t xml:space="preserve"> </w:t>
+      </w:r>
+      <w:r>
+        <w:t xml:space="preserve">Más enumeración, CSRF, SQLi y fijación de sesión. De las cuatro más interesantes</w:t>
+      </w:r>
+      <w:r>
+        <w:t xml:space="preserve"> </w:t>
+      </w:r>
+      <w:r>
+        <w:t xml:space="preserve">mostramos a continuación</w:t>
       </w:r>
       <w:r>
         <w:t xml:space="preserve"> </w:t>
@@ -891,14 +1438,14 @@
         <w:t xml:space="preserve">”</w:t>
       </w:r>
     </w:p>
-    <w:bookmarkEnd w:id="28"/>
-    <w:bookmarkStart w:id="29" w:name="X29555fc6855558f4d88cc2c46df00f2d3e87c84"/>
+    <w:bookmarkEnd w:id="31"/>
+    <w:bookmarkStart w:id="32" w:name="slide-13-demo-a-9351020"/>
     <w:p>
       <w:pPr>
         <w:pStyle w:val="Heading2"/>
       </w:pPr>
       <w:r>
-        <w:t xml:space="preserve">Slide 10 — El error de la propuesta ·</w:t>
+        <w:t xml:space="preserve">Slide 13 — Demo ·</w:t>
       </w:r>
       <w:r>
         <w:t xml:space="preserve"> </w:t>
@@ -914,7 +1461,7 @@
         <w:t xml:space="preserve"> </w:t>
       </w:r>
       <w:r>
-        <w:t xml:space="preserve">· 8:00–9:15</w:t>
+        <w:t xml:space="preserve">· 9:35–10:20</w:t>
       </w:r>
     </w:p>
     <w:p>
@@ -925,126 +1472,553 @@
         <w:t xml:space="preserve">“</w:t>
       </w:r>
       <w:r>
-        <w:t xml:space="preserve">Nuestro mayor aprendizaje. La propuesta decía</w:t>
-      </w:r>
-      <w:r>
-        <w:t xml:space="preserve"> </w:t>
-      </w:r>
-      <w:r>
-        <w:t xml:space="preserve">‘</w:t>
-      </w:r>
-      <w:r>
-        <w:t xml:space="preserve">secretos hasheados con bcrypt</w:t>
-      </w:r>
-      <w:r>
-        <w:t xml:space="preserve">’</w:t>
-      </w:r>
-      <w:r>
-        <w:t xml:space="preserve">. Al</w:t>
-      </w:r>
-      <w:r>
-        <w:t xml:space="preserve"> </w:t>
-      </w:r>
-      <w:r>
-        <w:t xml:space="preserve">implementarlo nos dimos cuenta: un secreto TOTP</w:t>
-      </w:r>
-      <w:r>
-        <w:t xml:space="preserve"> </w:t>
-      </w:r>
-      <w:r>
-        <w:rPr>
-          <w:bCs/>
-          <w:b/>
-        </w:rPr>
-        <w:t xml:space="preserve">no se puede hashear</w:t>
-      </w:r>
-      <w:r>
-        <w:t xml:space="preserve">, porque para</w:t>
-      </w:r>
-      <w:r>
-        <w:t xml:space="preserve"> </w:t>
-      </w:r>
-      <w:r>
-        <w:t xml:space="preserve">verificar hay que</w:t>
-      </w:r>
-      <w:r>
-        <w:t xml:space="preserve"> </w:t>
-      </w:r>
-      <w:r>
-        <w:rPr>
-          <w:bCs/>
-          <w:b/>
-        </w:rPr>
-        <w:t xml:space="preserve">recalcular</w:t>
-      </w:r>
-      <w:r>
-        <w:t xml:space="preserve"> </w:t>
-      </w:r>
-      <w:r>
-        <w:t xml:space="preserve">el HMAC, y un hash es de una sola vía. La contraseña sí</w:t>
-      </w:r>
-      <w:r>
-        <w:t xml:space="preserve"> </w:t>
-      </w:r>
-      <w:r>
-        <w:t xml:space="preserve">se hashea; el secreto hay que</w:t>
-      </w:r>
-      <w:r>
-        <w:t xml:space="preserve"> </w:t>
-      </w:r>
-      <w:r>
-        <w:rPr>
-          <w:bCs/>
-          <w:b/>
-        </w:rPr>
-        <w:t xml:space="preserve">cifrarlo</w:t>
-      </w:r>
-      <w:r>
-        <w:t xml:space="preserve"> </w:t>
-      </w:r>
-      <w:r>
-        <w:t xml:space="preserve">de forma reversible. Lo ciframos con Fernet</w:t>
-      </w:r>
-      <w:r>
-        <w:t xml:space="preserve"> </w:t>
-      </w:r>
-      <w:r>
-        <w:t xml:space="preserve">—AES más HMAC— y la clave maestra vive fuera de la base de datos. Distinguir hashing de</w:t>
-      </w:r>
-      <w:r>
-        <w:t xml:space="preserve"> </w:t>
-      </w:r>
-      <w:r>
-        <w:t xml:space="preserve">cifrado</w:t>
-      </w:r>
-      <w:r>
-        <w:t xml:space="preserve"> </w:t>
-      </w:r>
-      <w:r>
-        <w:rPr>
-          <w:bCs/>
-          <w:b/>
-        </w:rPr>
-        <w:t xml:space="preserve">según el caso de uso</w:t>
-      </w:r>
-      <w:r>
-        <w:t xml:space="preserve"> </w:t>
-      </w:r>
-      <w:r>
-        <w:t xml:space="preserve">fue la lección clave.</w:t>
+        <w:t xml:space="preserve">En la demo: el usuario escanea el QR, su app genera códigos, ingresa el de 6 dígitos y</w:t>
+      </w:r>
+      <w:r>
+        <w:t xml:space="preserve"> </w:t>
+      </w:r>
+      <w:r>
+        <w:t xml:space="preserve">entra a una sesión protegida. Aquí están las capturas reales del flujo.</w:t>
       </w:r>
       <w:r>
         <w:t xml:space="preserve">”</w:t>
       </w:r>
-    </w:p>
-    <w:bookmarkEnd w:id="29"/>
-    <w:bookmarkStart w:id="30" w:name="slide-11-demo-a-9151000"/>
+      <w:r>
+        <w:t xml:space="preserve"> </w:t>
+      </w:r>
+      <w:r>
+        <w:rPr>
+          <w:iCs/>
+          <w:i/>
+        </w:rPr>
+        <w:t xml:space="preserve">(Si hay tiempo</w:t>
+      </w:r>
+      <w:r>
+        <w:rPr>
+          <w:iCs/>
+          <w:i/>
+        </w:rPr>
+        <w:t xml:space="preserve"> </w:t>
+      </w:r>
+      <w:r>
+        <w:rPr>
+          <w:iCs/>
+          <w:i/>
+        </w:rPr>
+        <w:t xml:space="preserve">y proyector: mostrar en vivo</w:t>
+      </w:r>
+      <w:r>
+        <w:rPr>
+          <w:iCs/>
+          <w:i/>
+        </w:rPr>
+        <w:t xml:space="preserve"> </w:t>
+      </w:r>
+      <w:r>
+        <w:rPr>
+          <w:rStyle w:val="VerbatimChar"/>
+          <w:iCs/>
+          <w:i/>
+        </w:rPr>
+        <w:t xml:space="preserve">make run</w:t>
+      </w:r>
+      <w:r>
+        <w:rPr>
+          <w:iCs/>
+          <w:i/>
+        </w:rPr>
+        <w:t xml:space="preserve"> </w:t>
+      </w:r>
+      <w:r>
+        <w:rPr>
+          <w:iCs/>
+          <w:i/>
+        </w:rPr>
+        <w:t xml:space="preserve">en localhost:5000.)</w:t>
+      </w:r>
+      <w:r>
+        <w:t xml:space="preserve"> </w:t>
+      </w:r>
+      <w:r>
+        <w:rPr>
+          <w:iCs/>
+          <w:i/>
+        </w:rPr>
+        <w:t xml:space="preserve">(Transición:</w:t>
+      </w:r>
+      <w:r>
+        <w:rPr>
+          <w:iCs/>
+          <w:i/>
+        </w:rPr>
+        <w:t xml:space="preserve"> </w:t>
+      </w:r>
+      <w:r>
+        <w:rPr>
+          <w:iCs/>
+          <w:i/>
+        </w:rPr>
+        <w:t xml:space="preserve">“</w:t>
+      </w:r>
+      <w:r>
+        <w:rPr>
+          <w:iCs/>
+          <w:i/>
+        </w:rPr>
+        <w:t xml:space="preserve">Miguel</w:t>
+      </w:r>
+      <w:r>
+        <w:rPr>
+          <w:iCs/>
+          <w:i/>
+        </w:rPr>
+        <w:t xml:space="preserve"> </w:t>
+      </w:r>
+      <w:r>
+        <w:rPr>
+          <w:iCs/>
+          <w:i/>
+        </w:rPr>
+        <w:t xml:space="preserve">muestra los resultados medidos.</w:t>
+      </w:r>
+      <w:r>
+        <w:rPr>
+          <w:iCs/>
+          <w:i/>
+        </w:rPr>
+        <w:t xml:space="preserve">”</w:t>
+      </w:r>
+      <w:r>
+        <w:rPr>
+          <w:iCs/>
+          <w:i/>
+        </w:rPr>
+        <w:t xml:space="preserve">)</w:t>
+      </w:r>
+    </w:p>
+    <w:bookmarkEnd w:id="32"/>
+    <w:bookmarkStart w:id="33" w:name="slide-14-e1-conformidad-rfc-m-10201055"/>
     <w:p>
       <w:pPr>
         <w:pStyle w:val="Heading2"/>
       </w:pPr>
       <w:r>
-        <w:t xml:space="preserve">Slide 11 — Demo ·</w:t>
+        <w:t xml:space="preserve">Slide 14 — E1 Conformidad RFC ·</w:t>
+      </w:r>
+      <w:r>
+        <w:t xml:space="preserve"> </w:t>
+      </w:r>
+      <w:r>
+        <w:rPr>
+          <w:iCs/>
+          <w:i/>
+        </w:rPr>
+        <w:t xml:space="preserve">(M)</w:t>
+      </w:r>
+      <w:r>
+        <w:t xml:space="preserve"> </w:t>
+      </w:r>
+      <w:r>
+        <w:t xml:space="preserve">· 10:20–10:55</w:t>
+      </w:r>
+    </w:p>
+    <w:p>
+      <w:pPr>
+        <w:pStyle w:val="FirstParagraph"/>
+      </w:pPr>
+      <w:r>
+        <w:t xml:space="preserve">“</w:t>
+      </w:r>
+      <w:r>
+        <w:t xml:space="preserve">Validamos contra los vectores de prueba oficiales de los RFC: 16 de 16 correctos. Esto</w:t>
+      </w:r>
+      <w:r>
+        <w:t xml:space="preserve"> </w:t>
+      </w:r>
+      <w:r>
+        <w:t xml:space="preserve">prueba que el algoritmo es correcto y, por construcción,</w:t>
+      </w:r>
+      <w:r>
+        <w:t xml:space="preserve"> </w:t>
+      </w:r>
+      <w:r>
+        <w:rPr>
+          <w:bCs/>
+          <w:b/>
+        </w:rPr>
+        <w:t xml:space="preserve">interoperable</w:t>
+      </w:r>
+      <w:r>
+        <w:t xml:space="preserve"> </w:t>
+      </w:r>
+      <w:r>
+        <w:t xml:space="preserve">con cualquier</w:t>
+      </w:r>
+      <w:r>
+        <w:t xml:space="preserve"> </w:t>
+      </w:r>
+      <w:r>
+        <w:t xml:space="preserve">app estándar. Además lo enrolamos en Google Authenticator y aceptó.</w:t>
+      </w:r>
+      <w:r>
+        <w:t xml:space="preserve">”</w:t>
+      </w:r>
+    </w:p>
+    <w:bookmarkEnd w:id="33"/>
+    <w:bookmarkStart w:id="34" w:name="slide-15-e3-timing-m-10551145"/>
+    <w:p>
+      <w:pPr>
+        <w:pStyle w:val="Heading2"/>
+      </w:pPr>
+      <w:r>
+        <w:t xml:space="preserve">Slide 15 — E3 Timing ·</w:t>
+      </w:r>
+      <w:r>
+        <w:t xml:space="preserve"> </w:t>
+      </w:r>
+      <w:r>
+        <w:rPr>
+          <w:iCs/>
+          <w:i/>
+        </w:rPr>
+        <w:t xml:space="preserve">(M)</w:t>
+      </w:r>
+      <w:r>
+        <w:t xml:space="preserve"> </w:t>
+      </w:r>
+      <w:r>
+        <w:t xml:space="preserve">· 10:55–11:45</w:t>
+      </w:r>
+    </w:p>
+    <w:p>
+      <w:pPr>
+        <w:pStyle w:val="FirstParagraph"/>
+      </w:pPr>
+      <w:r>
+        <w:t xml:space="preserve">“</w:t>
+      </w:r>
+      <w:r>
+        <w:t xml:space="preserve">Medimos el tiempo de comparación según cuántos caracteres iniciales aciertan. La</w:t>
+      </w:r>
+      <w:r>
+        <w:t xml:space="preserve"> </w:t>
+      </w:r>
+      <w:r>
+        <w:t xml:space="preserve">comparación ingenua</w:t>
+      </w:r>
+      <w:r>
+        <w:t xml:space="preserve"> </w:t>
+      </w:r>
+      <w:r>
+        <w:rPr>
+          <w:bCs/>
+          <w:b/>
+        </w:rPr>
+        <w:t xml:space="preserve">sube</w:t>
+      </w:r>
+      <w:r>
+        <w:t xml:space="preserve"> </w:t>
+      </w:r>
+      <w:r>
+        <w:t xml:space="preserve">linealmente: esa pendiente es la fuga que permitiría</w:t>
+      </w:r>
+      <w:r>
+        <w:t xml:space="preserve"> </w:t>
+      </w:r>
+      <w:r>
+        <w:t xml:space="preserve">adivinar carácter por carácter.</w:t>
+      </w:r>
+      <w:r>
+        <w:t xml:space="preserve"> </w:t>
+      </w:r>
+      <w:r>
+        <w:rPr>
+          <w:rStyle w:val="VerbatimChar"/>
+        </w:rPr>
+        <w:t xml:space="preserve">compare_digest</w:t>
+      </w:r>
+      <w:r>
+        <w:t xml:space="preserve"> </w:t>
+      </w:r>
+      <w:r>
+        <w:t xml:space="preserve">es</w:t>
+      </w:r>
+      <w:r>
+        <w:t xml:space="preserve"> </w:t>
+      </w:r>
+      <w:r>
+        <w:rPr>
+          <w:bCs/>
+          <w:b/>
+        </w:rPr>
+        <w:t xml:space="preserve">plana</w:t>
+      </w:r>
+      <w:r>
+        <w:t xml:space="preserve">. Honestidad metodológica:</w:t>
+      </w:r>
+      <w:r>
+        <w:t xml:space="preserve"> </w:t>
+      </w:r>
+      <w:r>
+        <w:t xml:space="preserve">amplificamos con un token de 32 caracteres para que se vea; en 6 dígitos la fuga es</w:t>
+      </w:r>
+      <w:r>
+        <w:t xml:space="preserve"> </w:t>
+      </w:r>
+      <w:r>
+        <w:t xml:space="preserve">pequeña, pero como</w:t>
+      </w:r>
+      <w:r>
+        <w:t xml:space="preserve"> </w:t>
+      </w:r>
+      <w:r>
+        <w:rPr>
+          <w:rStyle w:val="VerbatimChar"/>
+        </w:rPr>
+        <w:t xml:space="preserve">compare_digest</w:t>
+      </w:r>
+      <w:r>
+        <w:t xml:space="preserve"> </w:t>
+      </w:r>
+      <w:r>
+        <w:t xml:space="preserve">no cuesta nada, no hay excusa para no usarlo. Por eso</w:t>
+      </w:r>
+      <w:r>
+        <w:t xml:space="preserve"> </w:t>
+      </w:r>
+      <w:r>
+        <w:t xml:space="preserve">en</w:t>
+      </w:r>
+      <w:r>
+        <w:t xml:space="preserve"> </w:t>
+      </w:r>
+      <w:r>
+        <w:rPr>
+          <w:rStyle w:val="VerbatimChar"/>
+        </w:rPr>
+        <w:t xml:space="preserve">verify</w:t>
+      </w:r>
+      <w:r>
+        <w:t xml:space="preserve"> </w:t>
+      </w:r>
+      <w:r>
+        <w:t xml:space="preserve">recorremos toda la ventana sin cortar.</w:t>
+      </w:r>
+      <w:r>
+        <w:t xml:space="preserve">”</w:t>
+      </w:r>
+    </w:p>
+    <w:bookmarkEnd w:id="34"/>
+    <w:bookmarkStart w:id="35" w:name="slide-16-e4-fuerza-bruta-m-11451235"/>
+    <w:p>
+      <w:pPr>
+        <w:pStyle w:val="Heading2"/>
+      </w:pPr>
+      <w:r>
+        <w:t xml:space="preserve">Slide 16 — E4 Fuerza bruta ·</w:t>
+      </w:r>
+      <w:r>
+        <w:t xml:space="preserve"> </w:t>
+      </w:r>
+      <w:r>
+        <w:rPr>
+          <w:iCs/>
+          <w:i/>
+        </w:rPr>
+        <w:t xml:space="preserve">(M)</w:t>
+      </w:r>
+      <w:r>
+        <w:t xml:space="preserve"> </w:t>
+      </w:r>
+      <w:r>
+        <w:t xml:space="preserve">· 11:45–12:35</w:t>
+      </w:r>
+    </w:p>
+    <w:p>
+      <w:pPr>
+        <w:pStyle w:val="FirstParagraph"/>
+      </w:pPr>
+      <w:r>
+        <w:t xml:space="preserve">“</w:t>
+      </w:r>
+      <w:r>
+        <w:t xml:space="preserve">Un código tiene un millón de valores, pero lo decisivo es</w:t>
+      </w:r>
+      <w:r>
+        <w:t xml:space="preserve"> </w:t>
+      </w:r>
+      <w:r>
+        <w:rPr>
+          <w:bCs/>
+          <w:b/>
+        </w:rPr>
+        <w:t xml:space="preserve">cuántos intentos por hora</w:t>
+      </w:r>
+      <w:r>
+        <w:t xml:space="preserve"> </w:t>
+      </w:r>
+      <w:r>
+        <w:t xml:space="preserve">permitimos. Sin protección: 180 mil por hora, comprometido en horas. Con lockout: 12 por</w:t>
+      </w:r>
+      <w:r>
+        <w:t xml:space="preserve"> </w:t>
+      </w:r>
+      <w:r>
+        <w:t xml:space="preserve">hora; el tiempo esperado de un ataque exitoso pasa a más de</w:t>
+      </w:r>
+      <w:r>
+        <w:t xml:space="preserve"> </w:t>
+      </w:r>
+      <w:r>
+        <w:rPr>
+          <w:bCs/>
+          <w:b/>
+        </w:rPr>
+        <w:t xml:space="preserve">800 días</w:t>
+      </w:r>
+      <w:r>
+        <w:t xml:space="preserve">. Cuatro órdenes</w:t>
+      </w:r>
+      <w:r>
+        <w:t xml:space="preserve"> </w:t>
+      </w:r>
+      <w:r>
+        <w:t xml:space="preserve">de magnitud por una defensa simple.</w:t>
+      </w:r>
+      <w:r>
+        <w:t xml:space="preserve">”</w:t>
+      </w:r>
+    </w:p>
+    <w:bookmarkEnd w:id="35"/>
+    <w:bookmarkStart w:id="36" w:name="slide-17-e5-e6-m-12351310"/>
+    <w:p>
+      <w:pPr>
+        <w:pStyle w:val="Heading2"/>
+      </w:pPr>
+      <w:r>
+        <w:t xml:space="preserve">Slide 17 — E5 + E6 ·</w:t>
+      </w:r>
+      <w:r>
+        <w:t xml:space="preserve"> </w:t>
+      </w:r>
+      <w:r>
+        <w:rPr>
+          <w:iCs/>
+          <w:i/>
+        </w:rPr>
+        <w:t xml:space="preserve">(M)</w:t>
+      </w:r>
+      <w:r>
+        <w:t xml:space="preserve"> </w:t>
+      </w:r>
+      <w:r>
+        <w:t xml:space="preserve">· 12:35–13:10</w:t>
+      </w:r>
+    </w:p>
+    <w:p>
+      <w:pPr>
+        <w:pStyle w:val="FirstParagraph"/>
+      </w:pPr>
+      <w:r>
+        <w:t xml:space="preserve">“</w:t>
+      </w:r>
+      <w:r>
+        <w:t xml:space="preserve">El replay: un código vale</w:t>
+      </w:r>
+      <w:r>
+        <w:t xml:space="preserve"> </w:t>
+      </w:r>
+      <w:r>
+        <w:rPr>
+          <w:bCs/>
+          <w:b/>
+        </w:rPr>
+        <w:t xml:space="preserve">una vez</w:t>
+      </w:r>
+      <w:r>
+        <w:t xml:space="preserve">; reusarlo en su ventana se rechaza, gracias al</w:t>
+      </w:r>
+      <w:r>
+        <w:t xml:space="preserve"> </w:t>
+      </w:r>
+      <w:r>
+        <w:t xml:space="preserve">contador que devuelve</w:t>
+      </w:r>
+      <w:r>
+        <w:t xml:space="preserve"> </w:t>
+      </w:r>
+      <w:r>
+        <w:rPr>
+          <w:rStyle w:val="VerbatimChar"/>
+        </w:rPr>
+        <w:t xml:space="preserve">verify</w:t>
+      </w:r>
+      <w:r>
+        <w:t xml:space="preserve">. Y las 33 pruebas automatizadas pasan, desde los vectores</w:t>
+      </w:r>
+      <w:r>
+        <w:t xml:space="preserve"> </w:t>
+      </w:r>
+      <w:r>
+        <w:t xml:space="preserve">RFC hasta CSRF.</w:t>
+      </w:r>
+      <w:r>
+        <w:t xml:space="preserve">”</w:t>
+      </w:r>
+      <w:r>
+        <w:t xml:space="preserve"> </w:t>
+      </w:r>
+      <w:r>
+        <w:rPr>
+          <w:iCs/>
+          <w:i/>
+        </w:rPr>
+        <w:t xml:space="preserve">(Transición:</w:t>
+      </w:r>
+      <w:r>
+        <w:rPr>
+          <w:iCs/>
+          <w:i/>
+        </w:rPr>
+        <w:t xml:space="preserve"> </w:t>
+      </w:r>
+      <w:r>
+        <w:rPr>
+          <w:iCs/>
+          <w:i/>
+        </w:rPr>
+        <w:t xml:space="preserve">“</w:t>
+      </w:r>
+      <w:r>
+        <w:rPr>
+          <w:iCs/>
+          <w:i/>
+        </w:rPr>
+        <w:t xml:space="preserve">Alexander cierra con límites y aprendizajes.</w:t>
+      </w:r>
+      <w:r>
+        <w:rPr>
+          <w:iCs/>
+          <w:i/>
+        </w:rPr>
+        <w:t xml:space="preserve">”</w:t>
+      </w:r>
+      <w:r>
+        <w:rPr>
+          <w:iCs/>
+          <w:i/>
+        </w:rPr>
+        <w:t xml:space="preserve">)</w:t>
+      </w:r>
+    </w:p>
+    <w:bookmarkEnd w:id="36"/>
+    <w:bookmarkStart w:id="37" w:name="slide-18-limitaciones-a-13101355"/>
+    <w:p>
+      <w:pPr>
+        <w:pStyle w:val="Heading2"/>
+      </w:pPr>
+      <w:r>
+        <w:t xml:space="preserve">Slide 18 — Limitaciones ·</w:t>
       </w:r>
       <w:r>
         <w:t xml:space="preserve"> </w:t>
@@ -1060,7 +2034,7 @@
         <w:t xml:space="preserve"> </w:t>
       </w:r>
       <w:r>
-        <w:t xml:space="preserve">· 9:15–10:00</w:t>
+        <w:t xml:space="preserve">· 13:10–13:55</w:t>
       </w:r>
     </w:p>
     <w:p>
@@ -1071,609 +2045,143 @@
         <w:t xml:space="preserve">“</w:t>
       </w:r>
       <w:r>
-        <w:t xml:space="preserve">En la demo: el usuario escanea el QR, su app genera códigos, ingresa el de 6 dígitos y</w:t>
-      </w:r>
-      <w:r>
-        <w:t xml:space="preserve"> </w:t>
-      </w:r>
-      <w:r>
-        <w:t xml:space="preserve">entra. Aquí están las capturas reales del flujo.</w:t>
+        <w:t xml:space="preserve">Somos honestos sobre los límites. TOTP es</w:t>
+      </w:r>
+      <w:r>
+        <w:t xml:space="preserve"> </w:t>
+      </w:r>
+      <w:r>
+        <w:rPr>
+          <w:bCs/>
+          <w:b/>
+        </w:rPr>
+        <w:t xml:space="preserve">phishable</w:t>
+      </w:r>
+      <w:r>
+        <w:t xml:space="preserve">: un sitio falso en tiempo real</w:t>
+      </w:r>
+      <w:r>
+        <w:t xml:space="preserve"> </w:t>
+      </w:r>
+      <w:r>
+        <w:t xml:space="preserve">reusa el código al instante; la defensa real es WebAuthn. La seguridad del secreto</w:t>
+      </w:r>
+      <w:r>
+        <w:t xml:space="preserve"> </w:t>
+      </w:r>
+      <w:r>
+        <w:t xml:space="preserve">depende de proteger la clave maestra. En la demo no hay HTTPS y el throttle es en</w:t>
+      </w:r>
+      <w:r>
+        <w:t xml:space="preserve"> </w:t>
+      </w:r>
+      <w:r>
+        <w:t xml:space="preserve">memoria. Y nada protege un dispositivo con malware.</w:t>
       </w:r>
       <w:r>
         <w:t xml:space="preserve">”</w:t>
       </w:r>
-      <w:r>
-        <w:t xml:space="preserve"> </w:t>
-      </w:r>
-      <w:r>
-        <w:rPr>
-          <w:iCs/>
-          <w:i/>
-        </w:rPr>
-        <w:t xml:space="preserve">(Si hay tiempo y proyector: mostrar en</w:t>
-      </w:r>
-      <w:r>
-        <w:rPr>
-          <w:iCs/>
-          <w:i/>
-        </w:rPr>
-        <w:t xml:space="preserve"> </w:t>
-      </w:r>
-      <w:r>
-        <w:rPr>
-          <w:iCs/>
-          <w:i/>
-        </w:rPr>
-        <w:t xml:space="preserve">vivo</w:t>
-      </w:r>
-      <w:r>
-        <w:rPr>
-          <w:iCs/>
-          <w:i/>
-        </w:rPr>
+    </w:p>
+    <w:bookmarkEnd w:id="37"/>
+    <w:bookmarkStart w:id="38" w:name="slide-19-aprendizajes-a-13551425"/>
+    <w:p>
+      <w:pPr>
+        <w:pStyle w:val="Heading2"/>
+      </w:pPr>
+      <w:r>
+        <w:t xml:space="preserve">Slide 19 — Aprendizajes ·</w:t>
+      </w:r>
+      <w:r>
+        <w:t xml:space="preserve"> </w:t>
+      </w:r>
+      <w:r>
+        <w:rPr>
+          <w:iCs/>
+          <w:i/>
+        </w:rPr>
+        <w:t xml:space="preserve">(A)</w:t>
+      </w:r>
+      <w:r>
+        <w:t xml:space="preserve"> </w:t>
+      </w:r>
+      <w:r>
+        <w:t xml:space="preserve">· 13:55–14:25</w:t>
+      </w:r>
+    </w:p>
+    <w:p>
+      <w:pPr>
+        <w:pStyle w:val="FirstParagraph"/>
+      </w:pPr>
+      <w:r>
+        <w:t xml:space="preserve">“</w:t>
+      </w:r>
+      <w:r>
+        <w:t xml:space="preserve">El gran aprendizaje: lo difícil no es el happy path, son los detalles que deciden si</w:t>
+      </w:r>
+      <w:r>
+        <w:t xml:space="preserve"> </w:t>
+      </w:r>
+      <w:r>
+        <w:t xml:space="preserve">resiste un ataque —no cortar la ventana,</w:t>
+      </w:r>
+      <w:r>
         <w:t xml:space="preserve"> </w:t>
       </w:r>
       <w:r>
         <w:rPr>
           <w:rStyle w:val="VerbatimChar"/>
-          <w:iCs/>
-          <w:i/>
-        </w:rPr>
-        <w:t xml:space="preserve">make run</w:t>
-      </w:r>
-      <w:r>
-        <w:rPr>
-          <w:iCs/>
-          <w:i/>
-        </w:rPr>
-        <w:t xml:space="preserve"> </w:t>
-      </w:r>
-      <w:r>
-        <w:rPr>
-          <w:iCs/>
-          <w:i/>
-        </w:rPr>
-        <w:t xml:space="preserve">en localhost:5000.)</w:t>
-      </w:r>
-      <w:r>
-        <w:t xml:space="preserve"> </w:t>
-      </w:r>
-      <w:r>
-        <w:rPr>
-          <w:iCs/>
-          <w:i/>
-        </w:rPr>
-        <w:t xml:space="preserve">(Transición:</w:t>
-      </w:r>
-      <w:r>
-        <w:rPr>
-          <w:iCs/>
-          <w:i/>
-        </w:rPr>
-        <w:t xml:space="preserve"> </w:t>
-      </w:r>
-      <w:r>
-        <w:rPr>
-          <w:iCs/>
-          <w:i/>
-        </w:rPr>
-        <w:t xml:space="preserve">“</w:t>
-      </w:r>
-      <w:r>
-        <w:rPr>
-          <w:iCs/>
-          <w:i/>
-        </w:rPr>
-        <w:t xml:space="preserve">Miguel muestra los resultados.</w:t>
-      </w:r>
-      <w:r>
-        <w:rPr>
-          <w:iCs/>
-          <w:i/>
-        </w:rPr>
+        </w:rPr>
+        <w:t xml:space="preserve">compare_digest</w:t>
+      </w:r>
+      <w:r>
+        <w:t xml:space="preserve">, devolver el contador. Hashing</w:t>
+      </w:r>
+      <w:r>
+        <w:t xml:space="preserve"> </w:t>
+      </w:r>
+      <w:r>
+        <w:t xml:space="preserve">no es cifrado: lo elegimos según el caso de uso. Y</w:t>
+      </w:r>
+      <w:r>
+        <w:t xml:space="preserve"> </w:t>
+      </w:r>
+      <w:r>
+        <w:rPr>
+          <w:bCs/>
+          <w:b/>
+        </w:rPr>
+        <w:t xml:space="preserve">medir</w:t>
+      </w:r>
+      <w:r>
+        <w:t xml:space="preserve"> </w:t>
+      </w:r>
+      <w:r>
+        <w:t xml:space="preserve">una defensa cambia la</w:t>
+      </w:r>
+      <w:r>
+        <w:t xml:space="preserve"> </w:t>
+      </w:r>
+      <w:r>
+        <w:t xml:space="preserve">confianza frente a solo suponer que funciona. Como futuro: WebAuthn, throttle distribuido</w:t>
+      </w:r>
+      <w:r>
+        <w:t xml:space="preserve"> </w:t>
+      </w:r>
+      <w:r>
+        <w:t xml:space="preserve">y KMS.</w:t>
+      </w:r>
+      <w:r>
         <w:t xml:space="preserve">”</w:t>
       </w:r>
-      <w:r>
-        <w:rPr>
-          <w:iCs/>
-          <w:i/>
-        </w:rPr>
-        <w:t xml:space="preserve">)</w:t>
-      </w:r>
-    </w:p>
-    <w:bookmarkEnd w:id="30"/>
-    <w:bookmarkStart w:id="31" w:name="slide-12-e1-conformidad-rfc-m-10001045"/>
+    </w:p>
+    <w:bookmarkEnd w:id="38"/>
+    <w:bookmarkStart w:id="39" w:name="slide-20-cierre-qa-am-1425"/>
     <w:p>
       <w:pPr>
         <w:pStyle w:val="Heading2"/>
       </w:pPr>
       <w:r>
-        <w:t xml:space="preserve">Slide 12 — E1 Conformidad RFC ·</w:t>
-      </w:r>
-      <w:r>
-        <w:t xml:space="preserve"> </w:t>
-      </w:r>
-      <w:r>
-        <w:rPr>
-          <w:iCs/>
-          <w:i/>
-        </w:rPr>
-        <w:t xml:space="preserve">(M)</w:t>
-      </w:r>
-      <w:r>
-        <w:t xml:space="preserve"> </w:t>
-      </w:r>
-      <w:r>
-        <w:t xml:space="preserve">· 10:00–10:45</w:t>
-      </w:r>
-    </w:p>
-    <w:p>
-      <w:pPr>
-        <w:pStyle w:val="FirstParagraph"/>
-      </w:pPr>
-      <w:r>
-        <w:t xml:space="preserve">“</w:t>
-      </w:r>
-      <w:r>
-        <w:t xml:space="preserve">Validamos contra los vectores de prueba oficiales de los RFC: 16 de 16 correctos. Esto</w:t>
-      </w:r>
-      <w:r>
-        <w:t xml:space="preserve"> </w:t>
-      </w:r>
-      <w:r>
-        <w:t xml:space="preserve">prueba que el algoritmo es correcto y, por construcción,</w:t>
-      </w:r>
-      <w:r>
-        <w:t xml:space="preserve"> </w:t>
-      </w:r>
-      <w:r>
-        <w:rPr>
-          <w:bCs/>
-          <w:b/>
-        </w:rPr>
-        <w:t xml:space="preserve">interoperable</w:t>
-      </w:r>
-      <w:r>
-        <w:t xml:space="preserve"> </w:t>
-      </w:r>
-      <w:r>
-        <w:t xml:space="preserve">con cualquier</w:t>
-      </w:r>
-      <w:r>
-        <w:t xml:space="preserve"> </w:t>
-      </w:r>
-      <w:r>
-        <w:t xml:space="preserve">app estándar. Además lo enrolamos en Google Authenticator y aceptó.</w:t>
-      </w:r>
-      <w:r>
-        <w:t xml:space="preserve">”</w:t>
-      </w:r>
-    </w:p>
-    <w:bookmarkEnd w:id="31"/>
-    <w:bookmarkStart w:id="32" w:name="slide-13-e3-timing-m-10451145"/>
-    <w:p>
-      <w:pPr>
-        <w:pStyle w:val="Heading2"/>
-      </w:pPr>
-      <w:r>
-        <w:t xml:space="preserve">Slide 13 — E3 Timing ·</w:t>
-      </w:r>
-      <w:r>
-        <w:t xml:space="preserve"> </w:t>
-      </w:r>
-      <w:r>
-        <w:rPr>
-          <w:iCs/>
-          <w:i/>
-        </w:rPr>
-        <w:t xml:space="preserve">(M)</w:t>
-      </w:r>
-      <w:r>
-        <w:t xml:space="preserve"> </w:t>
-      </w:r>
-      <w:r>
-        <w:t xml:space="preserve">· 10:45–11:45</w:t>
-      </w:r>
-    </w:p>
-    <w:p>
-      <w:pPr>
-        <w:pStyle w:val="FirstParagraph"/>
-      </w:pPr>
-      <w:r>
-        <w:t xml:space="preserve">“</w:t>
-      </w:r>
-      <w:r>
-        <w:t xml:space="preserve">Medimos el tiempo de comparación según cuántos caracteres iniciales aciertan. La</w:t>
-      </w:r>
-      <w:r>
-        <w:t xml:space="preserve"> </w:t>
-      </w:r>
-      <w:r>
-        <w:t xml:space="preserve">comparación ingenua</w:t>
-      </w:r>
-      <w:r>
-        <w:t xml:space="preserve"> </w:t>
-      </w:r>
-      <w:r>
-        <w:rPr>
-          <w:bCs/>
-          <w:b/>
-        </w:rPr>
-        <w:t xml:space="preserve">sube</w:t>
-      </w:r>
-      <w:r>
-        <w:t xml:space="preserve"> </w:t>
-      </w:r>
-      <w:r>
-        <w:t xml:space="preserve">linealmente: esa pendiente es la fuga que permitiría</w:t>
-      </w:r>
-      <w:r>
-        <w:t xml:space="preserve"> </w:t>
-      </w:r>
-      <w:r>
-        <w:t xml:space="preserve">adivinar carácter por carácter. compare_digest es</w:t>
-      </w:r>
-      <w:r>
-        <w:t xml:space="preserve"> </w:t>
-      </w:r>
-      <w:r>
-        <w:rPr>
-          <w:bCs/>
-          <w:b/>
-        </w:rPr>
-        <w:t xml:space="preserve">plana</w:t>
-      </w:r>
-      <w:r>
-        <w:t xml:space="preserve">. Honestidad metodológica:</w:t>
-      </w:r>
-      <w:r>
-        <w:t xml:space="preserve"> </w:t>
-      </w:r>
-      <w:r>
-        <w:t xml:space="preserve">amplificamos con un token de 32 caracteres para que se vea; en 6 dígitos la fuga es</w:t>
-      </w:r>
-      <w:r>
-        <w:t xml:space="preserve"> </w:t>
-      </w:r>
-      <w:r>
-        <w:t xml:space="preserve">pequeña, pero como compare_digest no cuesta nada, no hay excusa para no usarlo.</w:t>
-      </w:r>
-      <w:r>
-        <w:t xml:space="preserve">”</w:t>
-      </w:r>
-    </w:p>
-    <w:bookmarkEnd w:id="32"/>
-    <w:bookmarkStart w:id="33" w:name="slide-14-e4-fuerza-bruta-m-11451245"/>
-    <w:p>
-      <w:pPr>
-        <w:pStyle w:val="Heading2"/>
-      </w:pPr>
-      <w:r>
-        <w:t xml:space="preserve">Slide 14 — E4 Fuerza bruta ·</w:t>
-      </w:r>
-      <w:r>
-        <w:t xml:space="preserve"> </w:t>
-      </w:r>
-      <w:r>
-        <w:rPr>
-          <w:iCs/>
-          <w:i/>
-        </w:rPr>
-        <w:t xml:space="preserve">(M)</w:t>
-      </w:r>
-      <w:r>
-        <w:t xml:space="preserve"> </w:t>
-      </w:r>
-      <w:r>
-        <w:t xml:space="preserve">· 11:45–12:45</w:t>
-      </w:r>
-    </w:p>
-    <w:p>
-      <w:pPr>
-        <w:pStyle w:val="FirstParagraph"/>
-      </w:pPr>
-      <w:r>
-        <w:t xml:space="preserve">“</w:t>
-      </w:r>
-      <w:r>
-        <w:t xml:space="preserve">Un código tiene un millón de valores, pero lo decisivo es</w:t>
-      </w:r>
-      <w:r>
-        <w:t xml:space="preserve"> </w:t>
-      </w:r>
-      <w:r>
-        <w:rPr>
-          <w:bCs/>
-          <w:b/>
-        </w:rPr>
-        <w:t xml:space="preserve">cuántos intentos por hora</w:t>
-      </w:r>
-      <w:r>
-        <w:t xml:space="preserve"> </w:t>
-      </w:r>
-      <w:r>
-        <w:t xml:space="preserve">permitimos. Sin protección: 180 mil por hora, comprometido en horas. Con lockout: 12 por</w:t>
-      </w:r>
-      <w:r>
-        <w:t xml:space="preserve"> </w:t>
-      </w:r>
-      <w:r>
-        <w:t xml:space="preserve">hora; el tiempo esperado de un ataque exitoso pasa a más de</w:t>
-      </w:r>
-      <w:r>
-        <w:t xml:space="preserve"> </w:t>
-      </w:r>
-      <w:r>
-        <w:rPr>
-          <w:bCs/>
-          <w:b/>
-        </w:rPr>
-        <w:t xml:space="preserve">800 días</w:t>
-      </w:r>
-      <w:r>
-        <w:t xml:space="preserve">. Cuatro órdenes</w:t>
-      </w:r>
-      <w:r>
-        <w:t xml:space="preserve"> </w:t>
-      </w:r>
-      <w:r>
-        <w:t xml:space="preserve">de magnitud por una defensa simple.</w:t>
-      </w:r>
-      <w:r>
-        <w:t xml:space="preserve">”</w:t>
-      </w:r>
-    </w:p>
-    <w:bookmarkEnd w:id="33"/>
-    <w:bookmarkStart w:id="34" w:name="slide-15-e5-e6-m-12451330"/>
-    <w:p>
-      <w:pPr>
-        <w:pStyle w:val="Heading2"/>
-      </w:pPr>
-      <w:r>
-        <w:t xml:space="preserve">Slide 15 — E5 + E6 ·</w:t>
-      </w:r>
-      <w:r>
-        <w:t xml:space="preserve"> </w:t>
-      </w:r>
-      <w:r>
-        <w:rPr>
-          <w:iCs/>
-          <w:i/>
-        </w:rPr>
-        <w:t xml:space="preserve">(M)</w:t>
-      </w:r>
-      <w:r>
-        <w:t xml:space="preserve"> </w:t>
-      </w:r>
-      <w:r>
-        <w:t xml:space="preserve">· 12:45–13:30</w:t>
-      </w:r>
-    </w:p>
-    <w:p>
-      <w:pPr>
-        <w:pStyle w:val="FirstParagraph"/>
-      </w:pPr>
-      <w:r>
-        <w:t xml:space="preserve">“</w:t>
-      </w:r>
-      <w:r>
-        <w:t xml:space="preserve">El replay: un código vale</w:t>
-      </w:r>
-      <w:r>
-        <w:t xml:space="preserve"> </w:t>
-      </w:r>
-      <w:r>
-        <w:rPr>
-          <w:bCs/>
-          <w:b/>
-        </w:rPr>
-        <w:t xml:space="preserve">una vez</w:t>
-      </w:r>
-      <w:r>
-        <w:t xml:space="preserve">; reusarlo en su ventana se rechaza. Y las 33</w:t>
-      </w:r>
-      <w:r>
-        <w:t xml:space="preserve"> </w:t>
-      </w:r>
-      <w:r>
-        <w:t xml:space="preserve">pruebas automatizadas pasan, desde los vectores RFC hasta CSRF.</w:t>
-      </w:r>
-      <w:r>
-        <w:t xml:space="preserve">”</w:t>
-      </w:r>
-      <w:r>
-        <w:t xml:space="preserve"> </w:t>
-      </w:r>
-      <w:r>
-        <w:rPr>
-          <w:iCs/>
-          <w:i/>
-        </w:rPr>
-        <w:t xml:space="preserve">(Transición:</w:t>
-      </w:r>
-      <w:r>
-        <w:rPr>
-          <w:iCs/>
-          <w:i/>
-        </w:rPr>
-        <w:t xml:space="preserve"> </w:t>
-      </w:r>
-      <w:r>
-        <w:rPr>
-          <w:iCs/>
-          <w:i/>
-        </w:rPr>
-        <w:t xml:space="preserve">“</w:t>
-      </w:r>
-      <w:r>
-        <w:rPr>
-          <w:iCs/>
-          <w:i/>
-        </w:rPr>
-        <w:t xml:space="preserve">Alexander cierra con límites y aprendizajes.</w:t>
-      </w:r>
-      <w:r>
-        <w:rPr>
-          <w:iCs/>
-          <w:i/>
-        </w:rPr>
-        <w:t xml:space="preserve">”</w:t>
-      </w:r>
-      <w:r>
-        <w:rPr>
-          <w:iCs/>
-          <w:i/>
-        </w:rPr>
-        <w:t xml:space="preserve">)</w:t>
-      </w:r>
-    </w:p>
-    <w:bookmarkEnd w:id="34"/>
-    <w:bookmarkStart w:id="35" w:name="slide-16-limitaciones-a-13301415"/>
-    <w:p>
-      <w:pPr>
-        <w:pStyle w:val="Heading2"/>
-      </w:pPr>
-      <w:r>
-        <w:t xml:space="preserve">Slide 16 — Limitaciones ·</w:t>
-      </w:r>
-      <w:r>
-        <w:t xml:space="preserve"> </w:t>
-      </w:r>
-      <w:r>
-        <w:rPr>
-          <w:iCs/>
-          <w:i/>
-        </w:rPr>
-        <w:t xml:space="preserve">(A)</w:t>
-      </w:r>
-      <w:r>
-        <w:t xml:space="preserve"> </w:t>
-      </w:r>
-      <w:r>
-        <w:t xml:space="preserve">· 13:30–14:15</w:t>
-      </w:r>
-    </w:p>
-    <w:p>
-      <w:pPr>
-        <w:pStyle w:val="FirstParagraph"/>
-      </w:pPr>
-      <w:r>
-        <w:t xml:space="preserve">“</w:t>
-      </w:r>
-      <w:r>
-        <w:t xml:space="preserve">Somos honestos sobre los límites. TOTP es</w:t>
-      </w:r>
-      <w:r>
-        <w:t xml:space="preserve"> </w:t>
-      </w:r>
-      <w:r>
-        <w:rPr>
-          <w:bCs/>
-          <w:b/>
-        </w:rPr>
-        <w:t xml:space="preserve">phishable</w:t>
-      </w:r>
-      <w:r>
-        <w:t xml:space="preserve">: un sitio falso en tiempo real</w:t>
-      </w:r>
-      <w:r>
-        <w:t xml:space="preserve"> </w:t>
-      </w:r>
-      <w:r>
-        <w:t xml:space="preserve">reusa el código al instante; la defensa real es WebAuthn. La seguridad del secreto</w:t>
-      </w:r>
-      <w:r>
-        <w:t xml:space="preserve"> </w:t>
-      </w:r>
-      <w:r>
-        <w:t xml:space="preserve">depende de proteger la clave maestra. En la demo no hay HTTPS y el throttle es en</w:t>
-      </w:r>
-      <w:r>
-        <w:t xml:space="preserve"> </w:t>
-      </w:r>
-      <w:r>
-        <w:t xml:space="preserve">memoria. Y nada protege un dispositivo con malware.</w:t>
-      </w:r>
-      <w:r>
-        <w:t xml:space="preserve">”</w:t>
-      </w:r>
-    </w:p>
-    <w:bookmarkEnd w:id="35"/>
-    <w:bookmarkStart w:id="36" w:name="slide-17-aprendizajes-a-14151445"/>
-    <w:p>
-      <w:pPr>
-        <w:pStyle w:val="Heading2"/>
-      </w:pPr>
-      <w:r>
-        <w:t xml:space="preserve">Slide 17 — Aprendizajes ·</w:t>
-      </w:r>
-      <w:r>
-        <w:t xml:space="preserve"> </w:t>
-      </w:r>
-      <w:r>
-        <w:rPr>
-          <w:iCs/>
-          <w:i/>
-        </w:rPr>
-        <w:t xml:space="preserve">(A)</w:t>
-      </w:r>
-      <w:r>
-        <w:t xml:space="preserve"> </w:t>
-      </w:r>
-      <w:r>
-        <w:t xml:space="preserve">· 14:15–14:45</w:t>
-      </w:r>
-    </w:p>
-    <w:p>
-      <w:pPr>
-        <w:pStyle w:val="FirstParagraph"/>
-      </w:pPr>
-      <w:r>
-        <w:t xml:space="preserve">“</w:t>
-      </w:r>
-      <w:r>
-        <w:t xml:space="preserve">El gran aprendizaje: lo difícil no es el happy path, son los detalles que deciden si</w:t>
-      </w:r>
-      <w:r>
-        <w:t xml:space="preserve"> </w:t>
-      </w:r>
-      <w:r>
-        <w:t xml:space="preserve">resiste un ataque. Hashing no es cifrado. Y</w:t>
-      </w:r>
-      <w:r>
-        <w:t xml:space="preserve"> </w:t>
-      </w:r>
-      <w:r>
-        <w:rPr>
-          <w:bCs/>
-          <w:b/>
-        </w:rPr>
-        <w:t xml:space="preserve">medir</w:t>
-      </w:r>
-      <w:r>
-        <w:t xml:space="preserve"> </w:t>
-      </w:r>
-      <w:r>
-        <w:t xml:space="preserve">una defensa cambia la confianza</w:t>
-      </w:r>
-      <w:r>
-        <w:t xml:space="preserve"> </w:t>
-      </w:r>
-      <w:r>
-        <w:t xml:space="preserve">frente a solo suponer que funciona. Como futuro: WebAuthn, throttle distribuido y KMS.</w:t>
-      </w:r>
-      <w:r>
-        <w:t xml:space="preserve">”</w:t>
-      </w:r>
-    </w:p>
-    <w:bookmarkEnd w:id="36"/>
-    <w:bookmarkStart w:id="37" w:name="slide-18-cierre-qa-am-1445"/>
-    <w:p>
-      <w:pPr>
-        <w:pStyle w:val="Heading2"/>
-      </w:pPr>
-      <w:r>
-        <w:t xml:space="preserve">Slide 18 — Cierre / Q&amp;A ·</w:t>
+        <w:t xml:space="preserve">Slide 20 — Cierre / Q&amp;A ·</w:t>
       </w:r>
       <w:r>
         <w:t xml:space="preserve"> </w:t>
@@ -1689,7 +2197,7 @@
         <w:t xml:space="preserve"> </w:t>
       </w:r>
       <w:r>
-        <w:t xml:space="preserve">· 14:45+</w:t>
+        <w:t xml:space="preserve">· 14:25+</w:t>
       </w:r>
     </w:p>
     <w:p>
@@ -1725,9 +2233,9 @@
         </w:pict>
       </w:r>
     </w:p>
-    <w:bookmarkEnd w:id="37"/>
-    <w:bookmarkEnd w:id="38"/>
-    <w:bookmarkStart w:id="39" w:name="X6bb0556998c105659d6006c3220301ab390526e"/>
+    <w:bookmarkEnd w:id="39"/>
+    <w:bookmarkEnd w:id="40"/>
+    <w:bookmarkStart w:id="41" w:name="X6bb0556998c105659d6006c3220301ab390526e"/>
     <w:p>
       <w:pPr>
         <w:pStyle w:val="Heading1"/>
@@ -2119,7 +2627,25 @@
         <w:t xml:space="preserve"> </w:t>
       </w:r>
       <w:r>
-        <w:t xml:space="preserve">estrictamente mayores. Es monotónico y no depende de que el reloj sea perfecto.</w:t>
+        <w:t xml:space="preserve">estrictamente mayores. Ese contador es justo el que devuelve</w:t>
+      </w:r>
+      <w:r>
+        <w:t xml:space="preserve"> </w:t>
+      </w:r>
+      <w:r>
+        <w:rPr>
+          <w:rStyle w:val="VerbatimChar"/>
+        </w:rPr>
+        <w:t xml:space="preserve">verify</w:t>
+      </w:r>
+      <w:r>
+        <w:t xml:space="preserve">. Es monotónico y no</w:t>
+      </w:r>
+      <w:r>
+        <w:t xml:space="preserve"> </w:t>
+      </w:r>
+      <w:r>
+        <w:t xml:space="preserve">depende de que el reloj sea perfecto.</w:t>
       </w:r>
     </w:p>
     <w:p>
@@ -2324,7 +2850,7 @@
         <w:t xml:space="preserve">decisiones (cifrado, compare_digest, lockout, CSRF) aplican en cualquier stack.</w:t>
       </w:r>
     </w:p>
-    <w:bookmarkEnd w:id="39"/>
+    <w:bookmarkEnd w:id="41"/>
     <w:sectPr/>
   </w:body>
 </w:document>

--- a/slides/guion.docx
+++ b/slides/guion.docx
@@ -115,6 +115,36 @@
       </w:r>
       <w:r>
         <w:t xml:space="preserve">las láminas solo apoyan. Practicar para no leer.</w:t>
+      </w:r>
+    </w:p>
+    <w:p>
+      <w:pPr>
+        <w:pStyle w:val="BlockText"/>
+      </w:pPr>
+      <w:r>
+        <w:rPr>
+          <w:bCs/>
+          <w:b/>
+        </w:rPr>
+        <w:t xml:space="preserve">Uso de IA:</w:t>
+      </w:r>
+      <w:r>
+        <w:t xml:space="preserve"> </w:t>
+      </w:r>
+      <w:r>
+        <w:t xml:space="preserve">este guion y las diapositivas se redactaron con asistencia de IA</w:t>
+      </w:r>
+      <w:r>
+        <w:t xml:space="preserve"> </w:t>
+      </w:r>
+      <w:r>
+        <w:t xml:space="preserve">(Claude) a partir del contenido y las decisiones de los autores; el texto final</w:t>
+      </w:r>
+      <w:r>
+        <w:t xml:space="preserve"> </w:t>
+      </w:r>
+      <w:r>
+        <w:t xml:space="preserve">fue revisado y ajustado por los expositores.</w:t>
       </w:r>
     </w:p>
     <w:p>
